--- a/파일럿/보고자료/한글문서/12_운영_인수인계.docx
+++ b/파일럿/보고자료/한글문서/12_운영_인수인계.docx
@@ -980,7 +980,23 @@
           <w:b w:val="0"/>
           <w:sz w:val="20"/>
         </w:rPr>
-        <w:t>고친 뒤에는 자동 점검 7종을 전부 돌립니다. 실제 서버에 붙어 돌기 때문에 점검용 계정과 자료가 잠시 만들어졌다 지워집니다.</w:t>
+        <w:t>고친 뒤에는 자동 점검 8종을 전부 돌립니다(</w:t>
+      </w:r>
+      <w:r>
+        <w:rPr>
+          <w:rFonts w:ascii="D2Coding" w:hAnsi="D2Coding" w:eastAsia="D2Coding" w:cs="D2Coding"/>
+          <w:b w:val="0"/>
+          <w:sz w:val="20"/>
+        </w:rPr>
+        <w:t>runall.sh</w:t>
+      </w:r>
+      <w:r>
+        <w:rPr>
+          <w:rFonts w:ascii="맑은 고딕" w:hAnsi="맑은 고딕" w:eastAsia="맑은 고딕" w:cs="맑은 고딕"/>
+          <w:b w:val="0"/>
+          <w:sz w:val="20"/>
+        </w:rPr>
+        <w:t>). 실제 서버에 붙어 돌기 때문에 점검용 계정과 자료가 잠시 만들어졌다 지워집니다.</w:t>
       </w:r>
     </w:p>
     <w:p>

--- a/파일럿/보고자료/한글문서/12_운영_인수인계.docx
+++ b/파일럿/보고자료/한글문서/12_운영_인수인계.docx
@@ -44,7 +44,7 @@
           <w:color w:val="8A8FA3"/>
           <w:sz w:val="18"/>
         </w:rPr>
-        <w:t>배포·비밀번호·초기화·점검 · 작성일 2026년 9월 25일</w:t>
+        <w:t>배포·비밀번호·초기화·점검 · 작성일 2026년 9월 27일</w:t>
       </w:r>
     </w:p>
     <w:p>
@@ -980,7 +980,7 @@
           <w:b w:val="0"/>
           <w:sz w:val="20"/>
         </w:rPr>
-        <w:t>고친 뒤에는 자동 점검 8종을 전부 돌립니다(</w:t>
+        <w:t>고친 뒤에는 자동 점검 11종을 전부 돌립니다(</w:t>
       </w:r>
       <w:r>
         <w:rPr>
@@ -1333,7 +1333,7 @@
           <w:color w:val="8A8FA3"/>
           <w:sz w:val="17"/>
         </w:rPr>
-        <w:t>「오늘의 숙제」 시범 운영 자료 · 2026년 9월 25일</w:t>
+        <w:t>「오늘의 숙제」 시범 운영 자료 · 2026년 9월 27일</w:t>
       </w:r>
     </w:p>
     <w:sectPr>

--- a/파일럿/보고자료/한글문서/12_운영_인수인계.docx
+++ b/파일럿/보고자료/한글문서/12_운영_인수인계.docx
@@ -44,7 +44,7 @@
           <w:color w:val="8A8FA3"/>
           <w:sz w:val="18"/>
         </w:rPr>
-        <w:t>배포·비밀번호·초기화·점검 · 작성일 2026년 9월 27일</w:t>
+        <w:t>배포·비밀번호·초기화·점검 · 작성일 2026년 9월 28일</w:t>
       </w:r>
     </w:p>
     <w:p>
@@ -408,7 +408,85 @@
           <w:color w:val="1E3A6B"/>
           <w:sz w:val="26"/>
         </w:rPr>
-        <w:t>2. 새 내용 올리기 (배포)</w:t>
+        <w:t>2. 얼마나 쌓였는지 보기</w:t>
+      </w:r>
+    </w:p>
+    <w:p>
+      <w:pPr>
+        <w:spacing w:after="120"/>
+      </w:pPr>
+      <w:r>
+        <w:rPr>
+          <w:rFonts w:ascii="맑은 고딕" w:hAnsi="맑은 고딕" w:eastAsia="맑은 고딕" w:cs="맑은 고딕"/>
+          <w:b w:val="0"/>
+          <w:sz w:val="20"/>
+        </w:rPr>
+        <w:t xml:space="preserve">앱 안에서 빠르게 보려면 </w:t>
+      </w:r>
+      <w:r>
+        <w:rPr>
+          <w:rFonts w:ascii="맑은 고딕" w:hAnsi="맑은 고딕" w:eastAsia="맑은 고딕" w:cs="맑은 고딕"/>
+          <w:b/>
+          <w:sz w:val="20"/>
+        </w:rPr>
+        <w:t>마이페이지 &gt; 관리자 &gt; 서버 현황</w:t>
+      </w:r>
+      <w:r>
+        <w:rPr>
+          <w:rFonts w:ascii="맑은 고딕" w:hAnsi="맑은 고딕" w:eastAsia="맑은 고딕" w:cs="맑은 고딕"/>
+          <w:b w:val="0"/>
+          <w:sz w:val="20"/>
+        </w:rPr>
+        <w:t>을 엽니다. 반·학생·숙제·제출물·사진 수와, 사진이 차지하는 공간이 무료 한도(1 GB) 대비 몇 %인지, 한 달 예상 요금이 나옵니다.</w:t>
+      </w:r>
+    </w:p>
+    <w:p>
+      <w:pPr>
+        <w:spacing w:after="120"/>
+      </w:pPr>
+      <w:r>
+        <w:rPr>
+          <w:rFonts w:ascii="맑은 고딕" w:hAnsi="맑은 고딕" w:eastAsia="맑은 고딕" w:cs="맑은 고딕"/>
+          <w:b w:val="0"/>
+          <w:color w:val="8A8FA3"/>
+          <w:sz w:val="19"/>
+        </w:rPr>
+        <w:t xml:space="preserve">보안 규칙이 남의 자료를 막고 있어서 이 숫자는 </w:t>
+      </w:r>
+      <w:r>
+        <w:rPr>
+          <w:rFonts w:ascii="맑은 고딕" w:hAnsi="맑은 고딕" w:eastAsia="맑은 고딕" w:cs="맑은 고딕"/>
+          <w:b/>
+          <w:color w:val="8A8FA3"/>
+          <w:sz w:val="19"/>
+        </w:rPr>
+        <w:t>지금 로그인한 계정이 볼 수 있는 범위</w:t>
+      </w:r>
+      <w:r>
+        <w:rPr>
+          <w:rFonts w:ascii="맑은 고딕" w:hAnsi="맑은 고딕" w:eastAsia="맑은 고딕" w:cs="맑은 고딕"/>
+          <w:b w:val="0"/>
+          <w:color w:val="8A8FA3"/>
+          <w:sz w:val="19"/>
+        </w:rPr>
+        <w:t>만 셉니다. 학원 전체는 콘솔 &gt; 사용량(Usage)에서 봅니다. 무료 한도는 저장 1 GiB, 하루 읽기 5만 건, 하루 쓰기 2만 건, 한 달 전송 10 GiB입니다.</w:t>
+      </w:r>
+    </w:p>
+    <w:p>
+      <w:pPr>
+        <w:pBdr>
+          <w:bottom w:val="single" w:sz="8" w:space="6" w:color="DCE3EE"/>
+        </w:pBdr>
+        <w:spacing w:before="320" w:after="120"/>
+      </w:pPr>
+      <w:r>
+        <w:rPr>
+          <w:rFonts w:ascii="맑은 고딕" w:hAnsi="맑은 고딕" w:eastAsia="맑은 고딕" w:cs="맑은 고딕"/>
+          <w:b/>
+          <w:color w:val="1E3A6B"/>
+          <w:sz w:val="26"/>
+        </w:rPr>
+        <w:t>3. 새 내용 올리기 (배포)</w:t>
       </w:r>
     </w:p>
     <w:p>
@@ -454,7 +532,7 @@
           <w:color w:val="1E3A6B"/>
           <w:sz w:val="26"/>
         </w:rPr>
-        <w:t>3. 보안 규칙 올리기</w:t>
+        <w:t>4. 보안 규칙 올리기</w:t>
       </w:r>
     </w:p>
     <w:p>
@@ -534,7 +612,7 @@
           <w:color w:val="1E3A6B"/>
           <w:sz w:val="26"/>
         </w:rPr>
-        <w:t>4. 학생 비밀번호 새로 설정</w:t>
+        <w:t>5. 학생 비밀번호 새로 설정</w:t>
       </w:r>
     </w:p>
     <w:p>
@@ -819,7 +897,7 @@
           <w:color w:val="1E3A6B"/>
           <w:sz w:val="26"/>
         </w:rPr>
-        <w:t>5. 전체 초기화</w:t>
+        <w:t>6. 전체 초기화</w:t>
       </w:r>
     </w:p>
     <w:p>
@@ -967,7 +1045,7 @@
           <w:color w:val="1E3A6B"/>
           <w:sz w:val="26"/>
         </w:rPr>
-        <w:t>6. 점검 돌리기</w:t>
+        <w:t>7. 점검 돌리기</w:t>
       </w:r>
     </w:p>
     <w:p>
@@ -980,7 +1058,7 @@
           <w:b w:val="0"/>
           <w:sz w:val="20"/>
         </w:rPr>
-        <w:t>고친 뒤에는 자동 점검 11종을 전부 돌립니다(</w:t>
+        <w:t>고친 뒤에는 자동 점검 11종 223항목을 전부 돌립니다(</w:t>
       </w:r>
       <w:r>
         <w:rPr>
@@ -1045,7 +1123,7 @@
           <w:color w:val="1E3A6B"/>
           <w:sz w:val="26"/>
         </w:rPr>
-        <w:t>7. 문서 다시 만들기</w:t>
+        <w:t>8. 문서 다시 만들기</w:t>
       </w:r>
     </w:p>
     <w:p>
@@ -1090,7 +1168,7 @@
           <w:color w:val="1E3A6B"/>
           <w:sz w:val="26"/>
         </w:rPr>
-        <w:t>8. 문제가 생겼을 때 보는 곳</w:t>
+        <w:t>9. 문제가 생겼을 때 보는 곳</w:t>
       </w:r>
     </w:p>
     <w:tbl>
@@ -1333,7 +1411,7 @@
           <w:color w:val="8A8FA3"/>
           <w:sz w:val="17"/>
         </w:rPr>
-        <w:t>「오늘의 숙제」 시범 운영 자료 · 2026년 9월 27일</w:t>
+        <w:t>「오늘의 숙제」 시범 운영 자료 · 2026년 9월 28일</w:t>
       </w:r>
     </w:p>
     <w:sectPr>

--- a/파일럿/보고자료/한글문서/12_운영_인수인계.docx
+++ b/파일럿/보고자료/한글문서/12_운영_인수인계.docx
@@ -1151,7 +1151,21 @@
           <w:b w:val="0"/>
           <w:sz w:val="18"/>
         </w:rPr>
-        <w:t>cd 파일럿/보고자료 node _캡처스크립트.js # 화면 사진 다시 찍기 python3 _문서전체만들기.py # 문서 다시 만들기</w:t>
+        <w:t>cd 파일럿/보고자료 node _캡처스크립트.js # 화면 사진 다시 찍기 python3 _문서전체만들기.py # HTML 문서 다시 만들기 python3 _한글문서만들기.py # .docx 로 바꾸기 python3 _hwpx문서.py &lt;틀로 쓸 hwpx&gt; # 안내서·인수인계 한글 파일 python3 _hwpx동의서.py &lt;틀로 쓸 hwpx&gt; # 보호자 동의서 한글 파일</w:t>
+      </w:r>
+    </w:p>
+    <w:p>
+      <w:pPr>
+        <w:spacing w:after="120"/>
+      </w:pPr>
+      <w:r>
+        <w:rPr>
+          <w:rFonts w:ascii="맑은 고딕" w:hAnsi="맑은 고딕" w:eastAsia="맑은 고딕" w:cs="맑은 고딕"/>
+          <w:b w:val="0"/>
+          <w:color w:val="8A8FA3"/>
+          <w:sz w:val="19"/>
+        </w:rPr>
+        <w:t>「틀로 쓸 hwpx」는 아무 한글 파일이나 됩니다. 글꼴·여백 같은 설정을 그 파일에서 가져다 쓰기 때문입니다.</w:t>
       </w:r>
     </w:p>
     <w:p>

--- a/파일럿/보고자료/한글문서/12_운영_인수인계.docx
+++ b/파일럿/보고자료/한글문서/12_운영_인수인계.docx
@@ -44,7 +44,7 @@
           <w:color w:val="8A8FA3"/>
           <w:sz w:val="18"/>
         </w:rPr>
-        <w:t>배포·비밀번호·초기화·점검 · 작성일 2026년 9월 28일</w:t>
+        <w:t>배포·비밀번호·초기화·점검 · 작성일 2026년 9월 29일</w:t>
       </w:r>
     </w:p>
     <w:p>
@@ -1425,7 +1425,7 @@
           <w:color w:val="8A8FA3"/>
           <w:sz w:val="17"/>
         </w:rPr>
-        <w:t>「오늘의 숙제」 시범 운영 자료 · 2026년 9월 28일</w:t>
+        <w:t>「오늘의 숙제」 시범 운영 자료 · 2026년 9월 29일</w:t>
       </w:r>
     </w:p>
     <w:sectPr>

--- a/파일럿/보고자료/한글문서/12_운영_인수인계.docx
+++ b/파일럿/보고자료/한글문서/12_운영_인수인계.docx
@@ -910,7 +910,7 @@
           <w:b w:val="0"/>
           <w:sz w:val="20"/>
         </w:rPr>
-        <w:t xml:space="preserve">시범 운영이 끝났을 때 합니다. </w:t>
+        <w:t xml:space="preserve">운영을 완전히 마칠 때 합니다. </w:t>
       </w:r>
       <w:r>
         <w:rPr>
@@ -1425,7 +1425,7 @@
           <w:color w:val="8A8FA3"/>
           <w:sz w:val="17"/>
         </w:rPr>
-        <w:t>「오늘의 숙제」 시범 운영 자료 · 2026년 9월 29일</w:t>
+        <w:t>「오늘의 숙제」 자료 · 2026년 9월 29일</w:t>
       </w:r>
     </w:p>
     <w:sectPr>
